--- a/Git hub.docx
+++ b/Git hub.docx
@@ -38,52 +38,136 @@
       </w:hyperlink>
     </w:p>
     <w:p>
+      <w:pPr>
+        <w:rPr>
+          <w:lang w:val="fr-FR"/>
+        </w:rPr>
+      </w:pPr>
       <w:r>
+        <w:rPr>
+          <w:lang w:val="fr-FR"/>
+        </w:rPr>
         <w:t>F3rn4nd0G1t</w:t>
       </w:r>
     </w:p>
     <w:p>
+      <w:pPr>
+        <w:rPr>
+          <w:lang w:val="fr-FR"/>
+        </w:rPr>
+      </w:pPr>
       <w:r>
+        <w:rPr>
+          <w:lang w:val="fr-FR"/>
+        </w:rPr>
         <w:t>Postman</w:t>
       </w:r>
     </w:p>
     <w:p>
+      <w:pPr>
+        <w:rPr>
+          <w:lang w:val="fr-FR"/>
+        </w:rPr>
+      </w:pPr>
       <w:hyperlink r:id="rId5" w:history="1">
         <w:r>
           <w:rPr>
             <w:rStyle w:val="Hipervnculo"/>
+            <w:lang w:val="fr-FR"/>
           </w:rPr>
           <w:t>fernando.castro@ute.edu.ec</w:t>
         </w:r>
       </w:hyperlink>
     </w:p>
     <w:p>
+      <w:pPr>
+        <w:rPr>
+          <w:lang w:val="fr-FR"/>
+        </w:rPr>
+      </w:pPr>
       <w:r>
+        <w:rPr>
+          <w:lang w:val="fr-FR"/>
+        </w:rPr>
         <w:t>F3rn4nd0G1t</w:t>
       </w:r>
     </w:p>
     <w:p>
+      <w:pPr>
+        <w:rPr>
+          <w:lang w:val="fr-FR"/>
+        </w:rPr>
+      </w:pPr>
       <w:r>
+        <w:rPr>
+          <w:lang w:val="fr-FR"/>
+        </w:rPr>
         <w:t>Curso</w:t>
       </w:r>
     </w:p>
     <w:p>
+      <w:pPr>
+        <w:rPr>
+          <w:lang w:val="fr-FR"/>
+        </w:rPr>
+      </w:pPr>
       <w:hyperlink r:id="rId6" w:history="1">
         <w:r>
           <w:rPr>
             <w:rStyle w:val="Hipervnculo"/>
+            <w:lang w:val="fr-FR"/>
           </w:rPr>
           <w:t>fernandocastro_12@hotmail.com</w:t>
         </w:r>
       </w:hyperlink>
     </w:p>
     <w:p>
+      <w:pPr>
+        <w:rPr>
+          <w:lang w:val="fr-FR"/>
+        </w:rPr>
+      </w:pPr>
       <w:r>
+        <w:rPr>
+          <w:lang w:val="fr-FR"/>
+        </w:rPr>
         <w:t>F3rn4nd01987@</w:t>
       </w:r>
     </w:p>
-    <w:p/>
-    <w:p/>
+    <w:p>
+      <w:pPr>
+        <w:rPr>
+          <w:lang w:val="fr-FR"/>
+        </w:rPr>
+      </w:pPr>
+    </w:p>
+    <w:p>
+      <w:pPr>
+        <w:rPr>
+          <w:lang w:val="fr-FR"/>
+        </w:rPr>
+      </w:pPr>
+      <w:r>
+        <w:rPr>
+          <w:lang w:val="fr-FR"/>
+        </w:rPr>
+        <w:t>https://ute-complexivo.netlify.app/</w:t>
+      </w:r>
+    </w:p>
+    <w:p>
+      <w:pPr>
+        <w:rPr>
+          <w:lang w:val="fr-FR"/>
+        </w:rPr>
+      </w:pPr>
+    </w:p>
+    <w:p>
+      <w:pPr>
+        <w:rPr>
+          <w:lang w:val="fr-FR"/>
+        </w:rPr>
+      </w:pPr>
+    </w:p>
     <w:sectPr>
       <w:pgSz w:w="11906" w:h="16838"/>
       <w:pgMar w:top="1417" w:right="1701" w:bottom="1417" w:left="1701" w:header="708" w:footer="708" w:gutter="0"/>

--- a/Git hub.docx
+++ b/Git hub.docx
@@ -160,6 +160,12 @@
           <w:lang w:val="fr-FR"/>
         </w:rPr>
       </w:pPr>
+      <w:r>
+        <w:rPr>
+          <w:lang w:val="fr-FR"/>
+        </w:rPr>
+        <w:t>https://api2.cursor.sh/updates/download/golden/win32-x64-user/cursor/2.5</w:t>
+      </w:r>
     </w:p>
     <w:p>
       <w:pPr>
